--- a/_inbox/PDI/08-arquitetura-documentada/atividade-2/7-apresentacao/pdi-arquitetura-documentada-a2.docx
+++ b/_inbox/PDI/08-arquitetura-documentada/atividade-2/7-apresentacao/pdi-arquitetura-documentada-a2.docx
@@ -36,7 +36,7 @@
           <w:color w:val="6B7A8A"/>
           <w:sz w:val="24"/>
         </w:rPr>
-        <w:t>Documento Tecnico de PDI</w:t>
+        <w:t>Documento Técnico de PDI</w:t>
       </w:r>
     </w:p>
     <w:p>
@@ -72,7 +72,7 @@
           <w:color w:val="495560"/>
           <w:sz w:val="22"/>
         </w:rPr>
-        <w:t>Area: Automacao &amp; Infraestrutura</w:t>
+        <w:t>Área: Automação &amp; Infraestrutura</w:t>
         <w:br/>
       </w:r>
       <w:r>
@@ -102,7 +102,7 @@
     </w:p>
     <w:p>
       <w:r>
-        <w:t>Decisoes como por que n8n ou por que Supabase viviam na cabeca de uma pessoa ou no chat. Tres decisoes refeitas no trimestre por falta de registro.</w:t>
+        <w:t>Decisões como por que n8n ou por que Supabase viviam na cabeça de uma pessoa ou no chat. Três decisões refeitas no trimestre por falta de registro.</w:t>
       </w:r>
     </w:p>
     <w:p>
@@ -113,7 +113,7 @@
         <w:rPr>
           <w:color w:val="8B1E1E"/>
         </w:rPr>
-        <w:t>2. Diagnostico</w:t>
+        <w:t>2. Diagnóstico</w:t>
       </w:r>
     </w:p>
     <w:tbl>
@@ -155,7 +155,7 @@
           </w:tcPr>
           <w:p>
             <w:r>
-              <w:t>Mesma decisao rediscutida</w:t>
+              <w:t>Mesma decisão rediscutida</w:t>
             </w:r>
           </w:p>
         </w:tc>
@@ -165,7 +165,7 @@
           </w:tcPr>
           <w:p>
             <w:r>
-              <w:t>Motivo e alternativas nao registrados</w:t>
+              <w:t>Motivo e alternativas não registrados</w:t>
             </w:r>
           </w:p>
         </w:tc>
@@ -187,7 +187,7 @@
           </w:tcPr>
           <w:p>
             <w:r>
-              <w:t>Sem criterio de comparacao antigo</w:t>
+              <w:t>Sem critério de comparação antigo</w:t>
             </w:r>
           </w:p>
         </w:tc>
@@ -199,7 +199,7 @@
           </w:tcPr>
           <w:p>
             <w:r>
-              <w:t>Saida de pessoa apaga historia</w:t>
+              <w:t>Saída de pessoa apaga história</w:t>
             </w:r>
           </w:p>
         </w:tc>
@@ -209,7 +209,7 @@
           </w:tcPr>
           <w:p>
             <w:r>
-              <w:t>Decisao so na memoria individual</w:t>
+              <w:t>Decisão só na memória individual</w:t>
             </w:r>
           </w:p>
         </w:tc>
@@ -223,12 +223,12 @@
         <w:rPr>
           <w:color w:val="8B1E1E"/>
         </w:rPr>
-        <w:t>3. Solucao</w:t>
+        <w:t>3. Solução</w:t>
       </w:r>
     </w:p>
     <w:p>
       <w:r>
-        <w:t>ADRs numerados e imutaveis em docs/adr/NNNN-titulo.md: 5 secoes em 1 pagina, ciclo Proposta, Em avaliacao, Aceita, Implementada, com saidas Rejeitada e Superada.</w:t>
+        <w:t>ADRs numerados e imutáveis em docs/adr/NNNN-titulo.md: 5 seções em 1 página, ciclo Proposta, Em avaliação, Aceita, Implementada, com saídas Rejeitada e Superada.</w:t>
       </w:r>
     </w:p>
     <w:p>
@@ -239,7 +239,7 @@
         <w:t xml:space="preserve">Nota: </w:t>
       </w:r>
       <w:r>
-        <w:t>Consequencia sem metrica nao entra. Todo ADR diz o que vai monitorar.</w:t>
+        <w:t>Consequência sem métrica não entra. Todo ADR diz o que vai monitorar.</w:t>
       </w:r>
     </w:p>
     <w:p>
@@ -255,12 +255,12 @@
     </w:p>
     <w:p>
       <w:r>
-        <w:t>ADR-001: n8n self-hosted. Descartados fila propria (3 semanas sem UI) e Apps Script (sem log nem retry). Monitor: falha de coleta acima de 5 por cento em 24h.</w:t>
+        <w:t>ADR-001: n8n self-hosted. Descartados fila própria (3 semanas sem UI) e Apps Script (sem log nem retry). Monitor: falha de coleta acima de 5 por cento em 24h.</w:t>
       </w:r>
     </w:p>
     <w:p>
       <w:r>
-        <w:t>ADR-002: Supabase Postgres com contas, coletas e erros. Descartados SQLite (sem concorrencia) e planilha (sem integridade). Monitor: fila de erros por dia.</w:t>
+        <w:t>ADR-002: Supabase Postgres com contas, coletas e erros. Descartados SQLite (sem concorrência) e planilha (sem integridade). Monitor: fila de erros por dia.</w:t>
       </w:r>
     </w:p>
     <w:p>
@@ -295,7 +295,7 @@
         <w:pStyle w:val="ListBullet"/>
       </w:pPr>
       <w:r>
-        <w:t>2-implementacao/01-template-adr.md: template de 1 pagina.</w:t>
+        <w:t>2-implementacao/01-template-adr.md: template de 1 página.</w:t>
       </w:r>
     </w:p>
     <w:p>
@@ -314,7 +314,7 @@
         <w:rPr>
           <w:color w:val="8B1E1E"/>
         </w:rPr>
-        <w:t>6. Metricas e proximos passos</w:t>
+        <w:t>6. Métricas e próximos passos</w:t>
       </w:r>
     </w:p>
     <w:tbl>
@@ -335,7 +335,7 @@
           </w:tcPr>
           <w:p>
             <w:r>
-              <w:t>Metrica</w:t>
+              <w:t>Métrica</w:t>
             </w:r>
           </w:p>
         </w:tc>
@@ -399,7 +399,7 @@
           </w:tcPr>
           <w:p>
             <w:r>
-              <w:t>Decisoes refeitas no trimestre</w:t>
+              <w:t>Decisões refeitas no trimestre</w:t>
             </w:r>
           </w:p>
         </w:tc>
@@ -459,7 +459,7 @@
     </w:tbl>
     <w:p>
       <w:r>
-        <w:t>Proximos passos: criar docs/adr no repo, exigir ADR para decisao cara, revisao anual com dono definido.</w:t>
+        <w:t>Próximos passos: criar docs/adr no repo, exigir ADR para decisão cara, revisão anual com dono definido.</w:t>
       </w:r>
     </w:p>
     <w:sectPr>
